--- a/public/uploads/templates/Template_Asesmen_PMKS.docx
+++ b/public/uploads/templates/Template_Asesmen_PMKS.docx
@@ -4022,7 +4022,7 @@
                           <pic:cNvPicPr/>
                         </pic:nvPicPr>
                         <pic:blipFill>
-                          <a:blip r:embed="rId10" cstate="print">
+                          <a:blip r:embed="rId14" cstate="print">
                             <a:extLst>
                               <a:ext uri="{28A0092B-C50C-407E-A947-70E740481C1C}">
                                 <a14:useLocalDpi xmlns:a14="http://schemas.microsoft.com/office/drawing/2010/main" val="0"/>
